--- a/source_documents/cv/anthony_anumel_ai.docx
+++ b/source_documents/cv/anthony_anumel_ai.docx
@@ -26,7 +26,7 @@
           <w:rFonts w:ascii="Georgia" w:cs="Georgia" w:eastAsia="Georgia" w:hAnsi="Georgia"/>
           <w:rtl w:val="0"/>
         </w:rPr>
-        <w:t xml:space="preserve">aanumel2025@gmail.com | London, England | 07957731050</w:t>
+        <w:t xml:space="preserve">anumel6@gmail.com | London, England | 07957731050</w:t>
         <w:br w:type="textWrapping"/>
       </w:r>
       <w:r>
